--- a/content-pipeline/campaign-ben-thanh/word/013_cho-ben-thanh-co-gi-choi.docx
+++ b/content-pipeline/campaign-ben-thanh/word/013_cho-ben-thanh-co-gi-choi.docx
@@ -157,7 +157,7 @@
           <w:color w:val="1B365D"/>
           <w:sz w:val="32"/>
         </w:rPr>
-        <w:t>1. Dẫn Nhập: Chợ Bến Thành Đâu Chỉ Là Nơi Mua Bán</w:t>
+        <w:t>Dẫn Nhập: Chợ Bến Thành Đâu Chỉ Là Nơi Mua Bán</w:t>
       </w:r>
     </w:p>
     <w:p>
@@ -227,7 +227,7 @@
           <w:color w:val="1B365D"/>
           <w:sz w:val="32"/>
         </w:rPr>
-        <w:t>2. Bản Đồ 15 Trải Nghiệm Vui Chơi Chia Theo 4 Khung Giờ Vàng</w:t>
+        <w:t>Bản Đồ 15 Trải Nghiệm Vui Chơi Chia Theo 4 Khung Giờ Vàng</w:t>
       </w:r>
     </w:p>
     <w:p>
@@ -770,7 +770,7 @@
           <w:color w:val="1B365D"/>
           <w:sz w:val="32"/>
         </w:rPr>
-        <w:t>3. Bảng Ma Trận Lựa Chọn Hoạt Động Theo Đối Tượng</w:t>
+        <w:t>Bảng Ma Trận Lựa Chọn Hoạt Động Theo Đối Tượng</w:t>
       </w:r>
     </w:p>
     <w:tbl>
@@ -1357,7 +1357,7 @@
           <w:color w:val="1B365D"/>
           <w:sz w:val="32"/>
         </w:rPr>
-        <w:t>4. Lời Kết: Chợ Bến Thành – Bản Hòa Ca Đầy Màu Sắc</w:t>
+        <w:t>Lời Kết: Chợ Bến Thành – Bản Hòa Ca Đầy Màu Sắc</w:t>
       </w:r>
     </w:p>
     <w:p>

--- a/content-pipeline/campaign-ben-thanh/word/013_cho-ben-thanh-co-gi-choi.docx
+++ b/content-pipeline/campaign-ben-thanh/word/013_cho-ben-thanh-co-gi-choi.docx
@@ -157,7 +157,7 @@
           <w:color w:val="1B365D"/>
           <w:sz w:val="32"/>
         </w:rPr>
-        <w:t>Dẫn Nhập: Chợ Bến Thành Đâu Chỉ Là Nơi Mua Bán</w:t>
+        <w:t>Chợ Bến Thành Đâu Chỉ Là Nơi Mua Bán</w:t>
       </w:r>
     </w:p>
     <w:p>
@@ -170,7 +170,7 @@
           <w:color w:val="1E293B"/>
           <w:sz w:val="21"/>
         </w:rPr>
-        <w:t>Nhiều người lữ khách khi nghe nhắc đến Chợ Bến Thành thường chỉ mường tượng về một khu chợ bán vải vóc, đồ lưu niệm và những quầy sạp chen chúc. Nhưng đối với những ai thực sự am tường nhịp thở của Sài Gòn, ngôi chợ 112 năm tuổi này cùng các cung đường bao quanh chính là một "sân khấu văn hóa đô thị" sống động bậc nhất Đông Nam Á. Tại đây, trong bán kính chỉ vài trăm bước chân, bạn có thể chuyển tiếp từ một không gian di sản thuộc địa đầu thế kỷ 20 sang ga tàu điện ngầm hiện đại ngập tràn ánh sáng của năm 2026, từ một quán chè bình dân rộn rã tiếng cười sang một rooftop bar kiêu kỳ ngắm hoàng hôn buông trên dòng sông uốn lượn.</w:t>
+        <w:t>Nhiều du khách khi nghe nhắc đến Chợ Bến Thành thường chỉ mường tượng về một khu chợ bán vải vóc, đồ lưu niệm và những quầy sạp chen chúc. Nhưng đối với những ai thực sự am tường nhịp thở của Sài Gòn, ngôi chợ 112 năm tuổi này cùng các cung đường bao quanh chính là một "sân khấu văn hóa đô thị" sống động bậc nhất Đông Nam Á. Tại đây, trong bán kính chỉ vài trăm bước chân, bạn có thể chuyển tiếp từ một không gian di sản thuộc địa đầu thế kỷ 20 sang ga tàu điện ngầm hiện đại ngập tràn ánh sáng của năm 2026, từ một quán chè bình dân rộn rã tiếng cười sang một rooftop bar kiêu kỳ ngắm hoàng hôn buông trên dòng sông uốn lượn.</w:t>
       </w:r>
     </w:p>
     <w:p>
@@ -396,7 +396,7 @@
           <w:color w:val="1B365D"/>
           <w:sz w:val="23"/>
         </w:rPr>
-        <w:t>5. "Hạ Nhiệt" Bằng Ly Chè Ba Mười Đá Bào Nức Tiếng Từ 1968</w:t>
+        <w:t>5. "Hạ Nhiệt" Bằng Ly Chè Bé (Sạp 1119) Đá Bào Nức Tiếng Từ 1968</w:t>
       </w:r>
     </w:p>
     <w:p>
@@ -409,7 +409,7 @@
           <w:color w:val="1E293B"/>
           <w:sz w:val="21"/>
         </w:rPr>
-        <w:t>Nằm sâu trong khu ẩm thực, sạp chè Ba Mười là huyền thoại ẩm thực được truyền qua 3 thế hệ. Một ly chè thập cẩm đầy đặn với đậu đỏ bùi béo, hạt lựu dai giòn, bánh lọt xanh mướt và chan ngập nước cốt dừa béo ngậy phủ đá bào nhuyễn sẽ xua tan ngay lập tức cái oi bức nhiệt đới.</w:t>
+        <w:t>Nằm sâu trong khu ẩm thực, sạp chè Bé (sạp 1119) là huyền thoại ẩm thực được truyền qua 3 thế hệ. Một ly chè thập cẩm đầy đặn với đậu đỏ bùi béo, hạt lựu dai giòn, bánh lọt xanh mướt và chan ngập nước cốt dừa béo ngậy phủ đá bào nhuyễn sẽ xua tan ngay lập tức cái oi bức nhiệt đới.</w:t>
       </w:r>
     </w:p>
     <w:p>
@@ -424,7 +424,7 @@
           <w:color w:val="1B365D"/>
           <w:sz w:val="23"/>
         </w:rPr>
-        <w:t>6. Lặn Xuống Ga Ngầm Metro Bến Thành 32 Mét Check-in "Giếng Trời Hoa Sen"</w:t>
+        <w:t>6. Lặn Xuống Ga Ngầm Metro Bến Thành 32 Mét Chiêm Ngưỡng "Giếng Trời Hoa Sen"</w:t>
       </w:r>
     </w:p>
     <w:p>
@@ -618,7 +618,7 @@
           <w:color w:val="1B365D"/>
           <w:sz w:val="23"/>
         </w:rPr>
-        <w:t>11. Oanh Tạc Thiên Đường Ẩm Thực Đêm Phố Phan Bội Châu</w:t>
+        <w:t>11. Oanh Tạc Khu Ẩm Thực Sầm Uất Đêm Phố Phan Bội Châu</w:t>
       </w:r>
     </w:p>
     <w:p>
@@ -1058,7 +1058,7 @@
                 <w:color w:val="1E293B"/>
                 <w:sz w:val="19"/>
               </w:rPr>
-              <w:t>Săn ảnh bình minh Cửa Nam + Check-in giếng trời Metro + Khám phá Speakeasy ẩn mình</w:t>
+              <w:t>Săn ảnh bình minh Cửa Nam + Khám phá kiến trúc giếng trời Metro + Khám phá Speakeasy ẩn mình</w:t>
             </w:r>
           </w:p>
         </w:tc>
@@ -1164,7 +1164,7 @@
                 <w:color w:val="1E293B"/>
                 <w:sz w:val="19"/>
               </w:rPr>
-              <w:t>Đi tàu điện Metro Line 1 + Ăn chè Ba Mười mát lạnh + Ngồi xe bus 2 tầng ngắm phố</w:t>
+              <w:t>Đi tàu điện Metro Line 1 + Ăn chè Bé (sạp 1119) mát lạnh + Ngồi xe bus 2 tầng ngắm phố</w:t>
             </w:r>
           </w:p>
         </w:tc>
@@ -1357,7 +1357,7 @@
           <w:color w:val="1B365D"/>
           <w:sz w:val="32"/>
         </w:rPr>
-        <w:t>Lời Kết: Chợ Bến Thành – Bản Hòa Ca Đầy Màu Sắc</w:t>
+        <w:t>Lời Kết: Trọn Vẹn Một Ngày Trải Nghiệm Bến Thành</w:t>
       </w:r>
     </w:p>
     <w:p>

--- a/content-pipeline/campaign-ben-thanh/word/013_cho-ben-thanh-co-gi-choi.docx
+++ b/content-pipeline/campaign-ben-thanh/word/013_cho-ben-thanh-co-gi-choi.docx
@@ -437,7 +437,24 @@
           <w:color w:val="1E293B"/>
           <w:sz w:val="21"/>
         </w:rPr>
-        <w:t>Khi nhiệt độ ngoài trời đạt đỉnh lúc giữa trưa, hãy bước xuống thang cuốn của Ga ngầm Metro Bến Thành. Không gian điều hòa mát lạnh 24 độ C cùng giếng trời kính khổng lồ (Lotus Skylight) lấy sáng tự nhiên từ quảng trường bên trên sẽ khiến bạn choáng ngợp trước diện mạo giao thông tương lai của Sài Gòn 2026.</w:t>
+        <w:t xml:space="preserve">Khi nhiệt độ ngoài trời đạt đỉnh lúc giữa trưa, hãy bước xuống thang cuốn của </w:t>
+      </w:r>
+      <w:r>
+        <w:rPr>
+          <w:rFonts w:ascii="Calibri" w:hAnsi="Calibri"/>
+          <w:color w:val="1E293B"/>
+          <w:sz w:val="21"/>
+          <w:u w:val="single"/>
+        </w:rPr>
+        <w:t>Ga ngầm Metro Bến Thành</w:t>
+      </w:r>
+      <w:r>
+        <w:rPr>
+          <w:rFonts w:ascii="Calibri" w:hAnsi="Calibri"/>
+          <w:color w:val="1E293B"/>
+          <w:sz w:val="21"/>
+        </w:rPr>
+        <w:t>. Không gian điều hòa mát lạnh 24 độ C cùng giếng trời kính khổng lồ (Lotus Skylight) lấy sáng tự nhiên từ quảng trường bên trên sẽ khiến bạn choáng ngợp trước diện mạo giao thông tương lai của Sài Gòn 2026.</w:t>
       </w:r>
     </w:p>
     <w:p>
@@ -1347,6 +1364,246 @@
     </w:p>
     <w:p>
       <w:pPr>
+        <w:spacing w:before="120" w:after="120"/>
+        <w:jc w:val="center"/>
+      </w:pPr>
+      <w:r>
+        <w:rPr>
+          <w:color w:val="CBD5E1"/>
+        </w:rPr>
+        <w:t>―――――――――――――――――――――――――――――――――――――――――――――</w:t>
+      </w:r>
+    </w:p>
+    <w:p>
+      <w:pPr>
+        <w:keepNext/>
+        <w:spacing w:before="320" w:after="120" w:line="276" w:lineRule="auto"/>
+      </w:pPr>
+      <w:r>
+        <w:rPr>
+          <w:rFonts w:ascii="Calibri" w:hAnsi="Calibri"/>
+          <w:b/>
+          <w:color w:val="1B365D"/>
+          <w:sz w:val="32"/>
+        </w:rPr>
+        <w:t>🗺️ Liên Kết Hành Trình &amp; Điểm Đến Lân Cận</w:t>
+      </w:r>
+    </w:p>
+    <w:p>
+      <w:pPr>
+        <w:spacing w:before="40" w:after="120" w:line="276" w:lineRule="auto"/>
+      </w:pPr>
+      <w:r>
+        <w:rPr>
+          <w:rFonts w:ascii="Calibri" w:hAnsi="Calibri"/>
+          <w:color w:val="1E293B"/>
+          <w:sz w:val="21"/>
+        </w:rPr>
+        <w:t>Để tối ưu hành trình khám phá khu vực trung tâm Bến Thành, mời bạn tham khảo thêm các cẩm nang chuyên sâu liên quan:</w:t>
+      </w:r>
+      <w:r>
+        <w:rPr>
+          <w:rFonts w:ascii="Calibri" w:hAnsi="Calibri"/>
+          <w:color w:val="1E293B"/>
+          <w:sz w:val="21"/>
+        </w:rPr>
+      </w:r>
+      <w:r>
+        <w:rPr>
+          <w:rFonts w:ascii="Calibri" w:hAnsi="Calibri"/>
+          <w:color w:val="1E293B"/>
+          <w:sz w:val="21"/>
+        </w:rPr>
+        <w:br/>
+        <w:t xml:space="preserve">- </w:t>
+      </w:r>
+      <w:r>
+        <w:rPr>
+          <w:rFonts w:ascii="Calibri" w:hAnsi="Calibri"/>
+          <w:b/>
+          <w:color w:val="1E293B"/>
+          <w:sz w:val="21"/>
+        </w:rPr>
+        <w:t>Ẩm thực chợ Bến Thành:</w:t>
+      </w:r>
+      <w:r>
+        <w:rPr>
+          <w:rFonts w:ascii="Calibri" w:hAnsi="Calibri"/>
+          <w:color w:val="1E293B"/>
+          <w:sz w:val="21"/>
+        </w:rPr>
+        <w:t xml:space="preserve"> khu ẩm thực phong phú với bún riêu và chè Nam Bộ trong bài </w:t>
+      </w:r>
+      <w:r>
+        <w:rPr>
+          <w:rFonts w:ascii="Calibri" w:hAnsi="Calibri"/>
+          <w:color w:val="1E293B"/>
+          <w:sz w:val="21"/>
+          <w:u w:val="single"/>
+        </w:rPr>
+        <w:t>ẩm thực chợ Bến Thành</w:t>
+      </w:r>
+      <w:r>
+        <w:rPr>
+          <w:rFonts w:ascii="Calibri" w:hAnsi="Calibri"/>
+          <w:color w:val="1E293B"/>
+          <w:sz w:val="21"/>
+        </w:rPr>
+        <w:t>.</w:t>
+      </w:r>
+      <w:r>
+        <w:rPr>
+          <w:rFonts w:ascii="Calibri" w:hAnsi="Calibri"/>
+          <w:color w:val="1E293B"/>
+          <w:sz w:val="21"/>
+        </w:rPr>
+      </w:r>
+      <w:r>
+        <w:rPr>
+          <w:rFonts w:ascii="Calibri" w:hAnsi="Calibri"/>
+          <w:color w:val="1E293B"/>
+          <w:sz w:val="21"/>
+        </w:rPr>
+        <w:br/>
+        <w:t xml:space="preserve">- </w:t>
+      </w:r>
+      <w:r>
+        <w:rPr>
+          <w:rFonts w:ascii="Calibri" w:hAnsi="Calibri"/>
+          <w:b/>
+          <w:color w:val="1E293B"/>
+          <w:sz w:val="21"/>
+        </w:rPr>
+        <w:t>Kinh nghiệm mua sắm chợ Bến Thành:</w:t>
+      </w:r>
+      <w:r>
+        <w:rPr>
+          <w:rFonts w:ascii="Calibri" w:hAnsi="Calibri"/>
+          <w:color w:val="1E293B"/>
+          <w:sz w:val="21"/>
+        </w:rPr>
+        <w:t xml:space="preserve"> bỏ túi bí quyết trả giá nhã nhặn qua cẩm nang </w:t>
+      </w:r>
+      <w:r>
+        <w:rPr>
+          <w:rFonts w:ascii="Calibri" w:hAnsi="Calibri"/>
+          <w:color w:val="1E293B"/>
+          <w:sz w:val="21"/>
+          <w:u w:val="single"/>
+        </w:rPr>
+        <w:t>kinh nghiệm mua sắm chợ Bến Thành</w:t>
+      </w:r>
+      <w:r>
+        <w:rPr>
+          <w:rFonts w:ascii="Calibri" w:hAnsi="Calibri"/>
+          <w:color w:val="1E293B"/>
+          <w:sz w:val="21"/>
+        </w:rPr>
+        <w:t>.</w:t>
+      </w:r>
+      <w:r>
+        <w:rPr>
+          <w:rFonts w:ascii="Calibri" w:hAnsi="Calibri"/>
+          <w:color w:val="1E293B"/>
+          <w:sz w:val="21"/>
+        </w:rPr>
+      </w:r>
+      <w:r>
+        <w:rPr>
+          <w:rFonts w:ascii="Calibri" w:hAnsi="Calibri"/>
+          <w:color w:val="1E293B"/>
+          <w:sz w:val="21"/>
+        </w:rPr>
+        <w:br/>
+        <w:t xml:space="preserve">- </w:t>
+      </w:r>
+      <w:r>
+        <w:rPr>
+          <w:rFonts w:ascii="Calibri" w:hAnsi="Calibri"/>
+          <w:b/>
+          <w:color w:val="1E293B"/>
+          <w:sz w:val="21"/>
+        </w:rPr>
+        <w:t>Cảnh báo lừa đảo chặt chém:</w:t>
+      </w:r>
+      <w:r>
+        <w:rPr>
+          <w:rFonts w:ascii="Calibri" w:hAnsi="Calibri"/>
+          <w:color w:val="1E293B"/>
+          <w:sz w:val="21"/>
+        </w:rPr>
+        <w:t xml:space="preserve"> nhận biết các sạp bán đúng giá theo </w:t>
+      </w:r>
+      <w:r>
+        <w:rPr>
+          <w:rFonts w:ascii="Calibri" w:hAnsi="Calibri"/>
+          <w:color w:val="1E293B"/>
+          <w:sz w:val="21"/>
+          <w:u w:val="single"/>
+        </w:rPr>
+        <w:t>cảnh báo lừa đảo chặt chém tại chợ Bến Thành</w:t>
+      </w:r>
+      <w:r>
+        <w:rPr>
+          <w:rFonts w:ascii="Calibri" w:hAnsi="Calibri"/>
+          <w:color w:val="1E293B"/>
+          <w:sz w:val="21"/>
+        </w:rPr>
+        <w:t>.</w:t>
+      </w:r>
+      <w:r>
+        <w:rPr>
+          <w:rFonts w:ascii="Calibri" w:hAnsi="Calibri"/>
+          <w:color w:val="1E293B"/>
+          <w:sz w:val="21"/>
+        </w:rPr>
+      </w:r>
+      <w:r>
+        <w:rPr>
+          <w:rFonts w:ascii="Calibri" w:hAnsi="Calibri"/>
+          <w:color w:val="1E293B"/>
+          <w:sz w:val="21"/>
+        </w:rPr>
+        <w:br/>
+        <w:t xml:space="preserve">- </w:t>
+      </w:r>
+      <w:r>
+        <w:rPr>
+          <w:rFonts w:ascii="Calibri" w:hAnsi="Calibri"/>
+          <w:b/>
+          <w:color w:val="1E293B"/>
+          <w:sz w:val="21"/>
+        </w:rPr>
+        <w:t>Địa điểm nổi tiếng quanh Bến Thành:</w:t>
+      </w:r>
+      <w:r>
+        <w:rPr>
+          <w:rFonts w:ascii="Calibri" w:hAnsi="Calibri"/>
+          <w:color w:val="1E293B"/>
+          <w:sz w:val="21"/>
+        </w:rPr>
+        <w:t xml:space="preserve"> bước ra ngoài cửa chợ để khám phá thêm các </w:t>
+      </w:r>
+      <w:r>
+        <w:rPr>
+          <w:rFonts w:ascii="Calibri" w:hAnsi="Calibri"/>
+          <w:color w:val="1E293B"/>
+          <w:sz w:val="21"/>
+          <w:u w:val="single"/>
+        </w:rPr>
+        <w:t>địa điểm nổi tiếng quanh Bến Thành</w:t>
+      </w:r>
+      <w:r>
+        <w:rPr>
+          <w:rFonts w:ascii="Calibri" w:hAnsi="Calibri"/>
+          <w:color w:val="1E293B"/>
+          <w:sz w:val="21"/>
+        </w:rPr>
+        <w:t>.</w:t>
+      </w:r>
+    </w:p>
+    <w:p>
+      <w:pPr>
         <w:keepNext/>
         <w:spacing w:before="320" w:after="120" w:line="276" w:lineRule="auto"/>
       </w:pPr>
